--- a/Layout/NDA Contract.docx
+++ b/Layout/NDA Contract.docx
@@ -72,7 +72,7 @@
         </w:rPr>
         <w:t xml:space="preserve"> is made on the </w:t>
       </w:r>
-      <w:bookmarkStart w:id="0" w:name="_GoBack"/>
+      <w:bookmarkStart w:name="_GoBack" w:id="0"/>
       <w:bookmarkEnd w:id="0"/>
     </w:p>
     <w:p>
@@ -1049,7 +1049,7 @@
           <w:sz w:val="20"/>
         </w:rPr>
       </w:pPr>
-      <w:bookmarkStart w:id="1" w:name="_Ref329769137"/>
+      <w:bookmarkStart w:name="_Ref329769137" w:id="1"/>
     </w:p>
     <w:p>
       <w:pPr>
@@ -1383,7 +1383,7 @@
           <w:sz w:val="20"/>
         </w:rPr>
       </w:pPr>
-      <w:bookmarkStart w:id="2" w:name="_Ref395326880"/>
+      <w:bookmarkStart w:name="_Ref395326880" w:id="2"/>
     </w:p>
     <w:p>
       <w:pPr>
@@ -1578,7 +1578,7 @@
           <w:sz w:val="20"/>
         </w:rPr>
       </w:pPr>
-      <w:bookmarkStart w:id="3" w:name="_Ref329769304"/>
+      <w:bookmarkStart w:name="_Ref329769304" w:id="3"/>
     </w:p>
     <w:p>
       <w:pPr>
@@ -1798,7 +1798,7 @@
           <w:sz w:val="20"/>
         </w:rPr>
       </w:pPr>
-      <w:bookmarkStart w:id="4" w:name="_Ref330278328"/>
+      <w:bookmarkStart w:name="_Ref330278328" w:id="4"/>
     </w:p>
     <w:bookmarkEnd w:id="4"/>
     <w:p>
@@ -3178,7 +3178,7 @@
 </file>
 
 <file path=word/footer1.xml><?xml version="1.0" encoding="utf-8"?>
-<w:ftr xmlns:wpc="http://schemas.microsoft.com/office/word/2010/wordprocessingCanvas" xmlns:cx="http://schemas.microsoft.com/office/drawing/2014/chartex" xmlns:cx1="http://schemas.microsoft.com/office/drawing/2015/9/8/chartex" xmlns:cx2="http://schemas.microsoft.com/office/drawing/2015/10/21/chartex" xmlns:cx3="http://schemas.microsoft.com/office/drawing/2016/5/9/chartex" xmlns:cx4="http://schemas.microsoft.com/office/drawing/2016/5/10/chartex" xmlns:cx5="http://schemas.microsoft.com/office/drawing/2016/5/11/chartex" xmlns:cx6="http://schemas.microsoft.com/office/drawing/2016/5/12/chartex" xmlns:cx7="http://schemas.microsoft.com/office/drawing/2016/5/13/chartex" xmlns:cx8="http://schemas.microsoft.com/office/drawing/2016/5/14/chartex" xmlns:mc="http://schemas.openxmlformats.org/markup-compatibility/2006" xmlns:aink="http://schemas.microsoft.com/office/drawing/2016/ink" xmlns:am3d="http://schemas.microsoft.com/office/drawing/2017/model3d" xmlns:o="urn:schemas-microsoft-com:office:office" xmlns:r="http://schemas.openxmlformats.org/officeDocument/2006/relationships" xmlns:m="http://schemas.openxmlformats.org/officeDocument/2006/math" xmlns:v="urn:schemas-microsoft-com:vml" xmlns:wp14="http://schemas.microsoft.com/office/word/2010/wordprocessingDrawing" xmlns:wp="http://schemas.openxmlformats.org/drawingml/2006/wordprocessingDrawing" xmlns:w10="urn:schemas-microsoft-com:office:word" xmlns:w="http://schemas.openxmlformats.org/wordprocessingml/2006/main" xmlns:w14="http://schemas.microsoft.com/office/word/2010/wordml" xmlns:w15="http://schemas.microsoft.com/office/word/2012/wordml" xmlns:w16cid="http://schemas.microsoft.com/office/word/2016/wordml/cid" xmlns:w16se="http://schemas.microsoft.com/office/word/2015/wordml/symex" xmlns:wpg="http://schemas.microsoft.com/office/word/2010/wordprocessingGroup" xmlns:wpi="http://schemas.microsoft.com/office/word/2010/wordprocessingInk" xmlns:wne="http://schemas.microsoft.com/office/word/2006/wordml" xmlns:wps="http://schemas.microsoft.com/office/word/2010/wordprocessingShape" mc:Ignorable="w14 w15 w16se w16cid wp14">
+<w:ftr xmlns:a="http://schemas.openxmlformats.org/drawingml/2006/main" xmlns:oel="http://schemas.microsoft.com/office/2019/extlst" xmlns:w16cex="http://schemas.microsoft.com/office/word/2018/wordml/cex" xmlns:w16="http://schemas.microsoft.com/office/word/2018/wordml" xmlns:w16sdtdh="http://schemas.microsoft.com/office/word/2020/wordml/sdtdatahash" xmlns:aclsh="http://schemas.microsoft.com/office/drawing/2020/classificationShape" xmlns:wpc="http://schemas.microsoft.com/office/word/2010/wordprocessingCanvas" xmlns:cx="http://schemas.microsoft.com/office/drawing/2014/chartex" xmlns:cx1="http://schemas.microsoft.com/office/drawing/2015/9/8/chartex" xmlns:cx2="http://schemas.microsoft.com/office/drawing/2015/10/21/chartex" xmlns:cx3="http://schemas.microsoft.com/office/drawing/2016/5/9/chartex" xmlns:cx4="http://schemas.microsoft.com/office/drawing/2016/5/10/chartex" xmlns:cx5="http://schemas.microsoft.com/office/drawing/2016/5/11/chartex" xmlns:cx6="http://schemas.microsoft.com/office/drawing/2016/5/12/chartex" xmlns:cx7="http://schemas.microsoft.com/office/drawing/2016/5/13/chartex" xmlns:cx8="http://schemas.microsoft.com/office/drawing/2016/5/14/chartex" xmlns:mc="http://schemas.openxmlformats.org/markup-compatibility/2006" xmlns:aink="http://schemas.microsoft.com/office/drawing/2016/ink" xmlns:am3d="http://schemas.microsoft.com/office/drawing/2017/model3d" xmlns:o="urn:schemas-microsoft-com:office:office" xmlns:r="http://schemas.openxmlformats.org/officeDocument/2006/relationships" xmlns:m="http://schemas.openxmlformats.org/officeDocument/2006/math" xmlns:v="urn:schemas-microsoft-com:vml" xmlns:wp14="http://schemas.microsoft.com/office/word/2010/wordprocessingDrawing" xmlns:wp="http://schemas.openxmlformats.org/drawingml/2006/wordprocessingDrawing" xmlns:w10="urn:schemas-microsoft-com:office:word" xmlns:w="http://schemas.openxmlformats.org/wordprocessingml/2006/main" xmlns:w14="http://schemas.microsoft.com/office/word/2010/wordml" xmlns:w15="http://schemas.microsoft.com/office/word/2012/wordml" xmlns:w16cid="http://schemas.microsoft.com/office/word/2016/wordml/cid" xmlns:w16se="http://schemas.microsoft.com/office/word/2015/wordml/symex" xmlns:wpg="http://schemas.microsoft.com/office/word/2010/wordprocessingGroup" xmlns:wpi="http://schemas.microsoft.com/office/word/2010/wordprocessingInk" xmlns:wne="http://schemas.microsoft.com/office/word/2006/wordml" xmlns:wps="http://schemas.microsoft.com/office/word/2010/wordprocessingShape" mc:Ignorable="w14 w15 w16se w16cid wp14">
   <w:p>
     <w:pPr>
       <w:pStyle w:val="Footer"/>
@@ -3190,7 +3190,7 @@
       <mc:AlternateContent>
         <mc:Choice Requires="wps">
           <w:drawing>
-            <wp:anchor distT="0" distB="0" distL="0" distR="0" simplePos="0" relativeHeight="251660288" behindDoc="0" locked="0" layoutInCell="1" allowOverlap="1" wp14:anchorId="382E2262" wp14:editId="5CE9E277">
+            <wp:anchor distT="0" distB="0" distL="0" distR="0" simplePos="0" relativeHeight="251660288" behindDoc="0" locked="0" layoutInCell="1" allowOverlap="1" wp14:editId="5CE9E277" wp14:anchorId="382E2262">
               <wp:simplePos x="635" y="635"/>
               <wp:positionH relativeFrom="page">
                 <wp:align>right</wp:align>
@@ -3204,7 +3204,7 @@
               <wp:docPr id="560680799" name="Text Box 2" descr="Copyright © Mwalimu National LTD">
                 <a:extLst xmlns:a="http://schemas.openxmlformats.org/drawingml/2006/main">
                   <a:ext uri="{5AE41FA2-C0FF-4470-9BD4-5FADCA87CBE2}">
-                    <aclsh:classification xmlns:o="urn:schemas-microsoft-com:office:office" xmlns:oel="http://schemas.microsoft.com/office/2019/extlst" xmlns:v="urn:schemas-microsoft-com:vml" xmlns:w10="urn:schemas-microsoft-com:office:word" xmlns:w="http://schemas.openxmlformats.org/wordprocessingml/2006/main" xmlns:w16cex="http://schemas.microsoft.com/office/word/2018/wordml/cex" xmlns:w16="http://schemas.microsoft.com/office/word/2018/wordml" xmlns:w16sdtdh="http://schemas.microsoft.com/office/word/2020/wordml/sdtdatahash" xmlns:aclsh="http://schemas.microsoft.com/office/drawing/2020/classificationShape" xmlns="" classificationOutcomeType="ftr"/>
+                    <aclsh:classification xmlns:o="urn:schemas-microsoft-com:office:office" xmlns:oel="http://schemas.microsoft.com/office/2019/extlst" xmlns:v="urn:schemas-microsoft-com:vml" xmlns:w10="urn:schemas-microsoft-com:office:word" xmlns:w="http://schemas.openxmlformats.org/wordprocessingml/2006/main" xmlns:w16cex="http://schemas.microsoft.com/office/word/2018/wordml/cex" xmlns:w16="http://schemas.microsoft.com/office/word/2018/wordml" xmlns:w16sdtdh="http://schemas.microsoft.com/office/word/2020/wordml/sdtdatahash" xmlns:aclsh="http://schemas.microsoft.com/office/drawing/2020/classificationShape" classificationOutcomeType="ftr"/>
                   </a:ext>
                 </a:extLst>
               </wp:docPr>
@@ -3231,14 +3231,14 @@
                         <w:p>
                           <w:pPr>
                             <w:rPr>
-                              <w:rFonts w:ascii="Calibri" w:eastAsia="Calibri" w:hAnsi="Calibri" w:cs="Calibri"/>
+                              <w:rFonts w:ascii="Calibri" w:hAnsi="Calibri" w:eastAsia="Calibri" w:cs="Calibri"/>
                               <w:noProof/>
                               <w:color w:val="000000"/>
                             </w:rPr>
                           </w:pPr>
                           <w:r>
                             <w:rPr>
-                              <w:rFonts w:ascii="Calibri" w:eastAsia="Calibri" w:hAnsi="Calibri" w:cs="Calibri"/>
+                              <w:rFonts w:ascii="Calibri" w:hAnsi="Calibri" w:eastAsia="Calibri" w:cs="Calibri"/>
                               <w:noProof/>
                               <w:color w:val="000000"/>
                             </w:rPr>
@@ -3298,7 +3298,7 @@
 </file>
 
 <file path=word/footer2.xml><?xml version="1.0" encoding="utf-8"?>
-<w:ftr xmlns:wpc="http://schemas.microsoft.com/office/word/2010/wordprocessingCanvas" xmlns:cx="http://schemas.microsoft.com/office/drawing/2014/chartex" xmlns:cx1="http://schemas.microsoft.com/office/drawing/2015/9/8/chartex" xmlns:cx2="http://schemas.microsoft.com/office/drawing/2015/10/21/chartex" xmlns:cx3="http://schemas.microsoft.com/office/drawing/2016/5/9/chartex" xmlns:cx4="http://schemas.microsoft.com/office/drawing/2016/5/10/chartex" xmlns:cx5="http://schemas.microsoft.com/office/drawing/2016/5/11/chartex" xmlns:cx6="http://schemas.microsoft.com/office/drawing/2016/5/12/chartex" xmlns:cx7="http://schemas.microsoft.com/office/drawing/2016/5/13/chartex" xmlns:cx8="http://schemas.microsoft.com/office/drawing/2016/5/14/chartex" xmlns:mc="http://schemas.openxmlformats.org/markup-compatibility/2006" xmlns:aink="http://schemas.microsoft.com/office/drawing/2016/ink" xmlns:am3d="http://schemas.microsoft.com/office/drawing/2017/model3d" xmlns:o="urn:schemas-microsoft-com:office:office" xmlns:r="http://schemas.openxmlformats.org/officeDocument/2006/relationships" xmlns:m="http://schemas.openxmlformats.org/officeDocument/2006/math" xmlns:v="urn:schemas-microsoft-com:vml" xmlns:wp14="http://schemas.microsoft.com/office/word/2010/wordprocessingDrawing" xmlns:wp="http://schemas.openxmlformats.org/drawingml/2006/wordprocessingDrawing" xmlns:w10="urn:schemas-microsoft-com:office:word" xmlns:w="http://schemas.openxmlformats.org/wordprocessingml/2006/main" xmlns:w14="http://schemas.microsoft.com/office/word/2010/wordml" xmlns:w15="http://schemas.microsoft.com/office/word/2012/wordml" xmlns:w16cid="http://schemas.microsoft.com/office/word/2016/wordml/cid" xmlns:w16se="http://schemas.microsoft.com/office/word/2015/wordml/symex" xmlns:wpg="http://schemas.microsoft.com/office/word/2010/wordprocessingGroup" xmlns:wpi="http://schemas.microsoft.com/office/word/2010/wordprocessingInk" xmlns:wne="http://schemas.microsoft.com/office/word/2006/wordml" xmlns:wps="http://schemas.microsoft.com/office/word/2010/wordprocessingShape" mc:Ignorable="w14 w15 w16se w16cid wp14">
+<w:ftr xmlns:a="http://schemas.openxmlformats.org/drawingml/2006/main" xmlns:oel="http://schemas.microsoft.com/office/2019/extlst" xmlns:w16cex="http://schemas.microsoft.com/office/word/2018/wordml/cex" xmlns:w16="http://schemas.microsoft.com/office/word/2018/wordml" xmlns:w16sdtdh="http://schemas.microsoft.com/office/word/2020/wordml/sdtdatahash" xmlns:aclsh="http://schemas.microsoft.com/office/drawing/2020/classificationShape" xmlns:wpc="http://schemas.microsoft.com/office/word/2010/wordprocessingCanvas" xmlns:cx="http://schemas.microsoft.com/office/drawing/2014/chartex" xmlns:cx1="http://schemas.microsoft.com/office/drawing/2015/9/8/chartex" xmlns:cx2="http://schemas.microsoft.com/office/drawing/2015/10/21/chartex" xmlns:cx3="http://schemas.microsoft.com/office/drawing/2016/5/9/chartex" xmlns:cx4="http://schemas.microsoft.com/office/drawing/2016/5/10/chartex" xmlns:cx5="http://schemas.microsoft.com/office/drawing/2016/5/11/chartex" xmlns:cx6="http://schemas.microsoft.com/office/drawing/2016/5/12/chartex" xmlns:cx7="http://schemas.microsoft.com/office/drawing/2016/5/13/chartex" xmlns:cx8="http://schemas.microsoft.com/office/drawing/2016/5/14/chartex" xmlns:mc="http://schemas.openxmlformats.org/markup-compatibility/2006" xmlns:aink="http://schemas.microsoft.com/office/drawing/2016/ink" xmlns:am3d="http://schemas.microsoft.com/office/drawing/2017/model3d" xmlns:o="urn:schemas-microsoft-com:office:office" xmlns:r="http://schemas.openxmlformats.org/officeDocument/2006/relationships" xmlns:m="http://schemas.openxmlformats.org/officeDocument/2006/math" xmlns:v="urn:schemas-microsoft-com:vml" xmlns:wp14="http://schemas.microsoft.com/office/word/2010/wordprocessingDrawing" xmlns:wp="http://schemas.openxmlformats.org/drawingml/2006/wordprocessingDrawing" xmlns:w10="urn:schemas-microsoft-com:office:word" xmlns:w="http://schemas.openxmlformats.org/wordprocessingml/2006/main" xmlns:w14="http://schemas.microsoft.com/office/word/2010/wordml" xmlns:w15="http://schemas.microsoft.com/office/word/2012/wordml" xmlns:w16cid="http://schemas.microsoft.com/office/word/2016/wordml/cid" xmlns:w16se="http://schemas.microsoft.com/office/word/2015/wordml/symex" xmlns:wpg="http://schemas.microsoft.com/office/word/2010/wordprocessingGroup" xmlns:wpi="http://schemas.microsoft.com/office/word/2010/wordprocessingInk" xmlns:wne="http://schemas.microsoft.com/office/word/2006/wordml" xmlns:wps="http://schemas.microsoft.com/office/word/2010/wordprocessingShape" mc:Ignorable="w14 w15 w16se w16cid wp14">
   <w:p>
     <w:pPr>
       <w:pStyle w:val="Footer"/>
@@ -3311,7 +3311,7 @@
       <mc:AlternateContent>
         <mc:Choice Requires="wps">
           <w:drawing>
-            <wp:anchor distT="0" distB="0" distL="0" distR="0" simplePos="0" relativeHeight="251661312" behindDoc="0" locked="0" layoutInCell="1" allowOverlap="1" wp14:anchorId="13A1D968" wp14:editId="431E2D05">
+            <wp:anchor distT="0" distB="0" distL="0" distR="0" simplePos="0" relativeHeight="251661312" behindDoc="0" locked="0" layoutInCell="1" allowOverlap="1" wp14:editId="431E2D05" wp14:anchorId="13A1D968">
               <wp:simplePos x="1152525" y="10039350"/>
               <wp:positionH relativeFrom="page">
                 <wp:align>right</wp:align>
@@ -3325,7 +3325,7 @@
               <wp:docPr id="185122563" name="Text Box 3" descr="Copyright © Mwalimu National LTD">
                 <a:extLst xmlns:a="http://schemas.openxmlformats.org/drawingml/2006/main">
                   <a:ext uri="{5AE41FA2-C0FF-4470-9BD4-5FADCA87CBE2}">
-                    <aclsh:classification xmlns:o="urn:schemas-microsoft-com:office:office" xmlns:oel="http://schemas.microsoft.com/office/2019/extlst" xmlns:v="urn:schemas-microsoft-com:vml" xmlns:w10="urn:schemas-microsoft-com:office:word" xmlns:w="http://schemas.openxmlformats.org/wordprocessingml/2006/main" xmlns:w16cex="http://schemas.microsoft.com/office/word/2018/wordml/cex" xmlns:w16="http://schemas.microsoft.com/office/word/2018/wordml" xmlns:w16sdtdh="http://schemas.microsoft.com/office/word/2020/wordml/sdtdatahash" xmlns:aclsh="http://schemas.microsoft.com/office/drawing/2020/classificationShape" xmlns="" classificationOutcomeType="ftr"/>
+                    <aclsh:classification xmlns:o="urn:schemas-microsoft-com:office:office" xmlns:oel="http://schemas.microsoft.com/office/2019/extlst" xmlns:v="urn:schemas-microsoft-com:vml" xmlns:w10="urn:schemas-microsoft-com:office:word" xmlns:w="http://schemas.openxmlformats.org/wordprocessingml/2006/main" xmlns:w16cex="http://schemas.microsoft.com/office/word/2018/wordml/cex" xmlns:w16="http://schemas.microsoft.com/office/word/2018/wordml" xmlns:w16sdtdh="http://schemas.microsoft.com/office/word/2020/wordml/sdtdatahash" xmlns:aclsh="http://schemas.microsoft.com/office/drawing/2020/classificationShape" classificationOutcomeType="ftr"/>
                   </a:ext>
                 </a:extLst>
               </wp:docPr>
@@ -3352,14 +3352,14 @@
                         <w:p>
                           <w:pPr>
                             <w:rPr>
-                              <w:rFonts w:ascii="Calibri" w:eastAsia="Calibri" w:hAnsi="Calibri" w:cs="Calibri"/>
+                              <w:rFonts w:ascii="Calibri" w:hAnsi="Calibri" w:eastAsia="Calibri" w:cs="Calibri"/>
                               <w:noProof/>
                               <w:color w:val="000000"/>
                             </w:rPr>
                           </w:pPr>
                           <w:r>
                             <w:rPr>
-                              <w:rFonts w:ascii="Calibri" w:eastAsia="Calibri" w:hAnsi="Calibri" w:cs="Calibri"/>
+                              <w:rFonts w:ascii="Calibri" w:hAnsi="Calibri" w:eastAsia="Calibri" w:cs="Calibri"/>
                               <w:noProof/>
                               <w:color w:val="000000"/>
                             </w:rPr>
@@ -3509,7 +3509,7 @@
 </file>
 
 <file path=word/footer3.xml><?xml version="1.0" encoding="utf-8"?>
-<w:ftr xmlns:wpc="http://schemas.microsoft.com/office/word/2010/wordprocessingCanvas" xmlns:cx="http://schemas.microsoft.com/office/drawing/2014/chartex" xmlns:cx1="http://schemas.microsoft.com/office/drawing/2015/9/8/chartex" xmlns:cx2="http://schemas.microsoft.com/office/drawing/2015/10/21/chartex" xmlns:cx3="http://schemas.microsoft.com/office/drawing/2016/5/9/chartex" xmlns:cx4="http://schemas.microsoft.com/office/drawing/2016/5/10/chartex" xmlns:cx5="http://schemas.microsoft.com/office/drawing/2016/5/11/chartex" xmlns:cx6="http://schemas.microsoft.com/office/drawing/2016/5/12/chartex" xmlns:cx7="http://schemas.microsoft.com/office/drawing/2016/5/13/chartex" xmlns:cx8="http://schemas.microsoft.com/office/drawing/2016/5/14/chartex" xmlns:mc="http://schemas.openxmlformats.org/markup-compatibility/2006" xmlns:aink="http://schemas.microsoft.com/office/drawing/2016/ink" xmlns:am3d="http://schemas.microsoft.com/office/drawing/2017/model3d" xmlns:o="urn:schemas-microsoft-com:office:office" xmlns:r="http://schemas.openxmlformats.org/officeDocument/2006/relationships" xmlns:m="http://schemas.openxmlformats.org/officeDocument/2006/math" xmlns:v="urn:schemas-microsoft-com:vml" xmlns:wp14="http://schemas.microsoft.com/office/word/2010/wordprocessingDrawing" xmlns:wp="http://schemas.openxmlformats.org/drawingml/2006/wordprocessingDrawing" xmlns:w10="urn:schemas-microsoft-com:office:word" xmlns:w="http://schemas.openxmlformats.org/wordprocessingml/2006/main" xmlns:w14="http://schemas.microsoft.com/office/word/2010/wordml" xmlns:w15="http://schemas.microsoft.com/office/word/2012/wordml" xmlns:w16cid="http://schemas.microsoft.com/office/word/2016/wordml/cid" xmlns:w16se="http://schemas.microsoft.com/office/word/2015/wordml/symex" xmlns:wpg="http://schemas.microsoft.com/office/word/2010/wordprocessingGroup" xmlns:wpi="http://schemas.microsoft.com/office/word/2010/wordprocessingInk" xmlns:wne="http://schemas.microsoft.com/office/word/2006/wordml" xmlns:wps="http://schemas.microsoft.com/office/word/2010/wordprocessingShape" mc:Ignorable="w14 w15 w16se w16cid wp14">
+<w:ftr xmlns:a="http://schemas.openxmlformats.org/drawingml/2006/main" xmlns:oel="http://schemas.microsoft.com/office/2019/extlst" xmlns:w16cex="http://schemas.microsoft.com/office/word/2018/wordml/cex" xmlns:w16="http://schemas.microsoft.com/office/word/2018/wordml" xmlns:w16sdtdh="http://schemas.microsoft.com/office/word/2020/wordml/sdtdatahash" xmlns:aclsh="http://schemas.microsoft.com/office/drawing/2020/classificationShape" xmlns:wpc="http://schemas.microsoft.com/office/word/2010/wordprocessingCanvas" xmlns:cx="http://schemas.microsoft.com/office/drawing/2014/chartex" xmlns:cx1="http://schemas.microsoft.com/office/drawing/2015/9/8/chartex" xmlns:cx2="http://schemas.microsoft.com/office/drawing/2015/10/21/chartex" xmlns:cx3="http://schemas.microsoft.com/office/drawing/2016/5/9/chartex" xmlns:cx4="http://schemas.microsoft.com/office/drawing/2016/5/10/chartex" xmlns:cx5="http://schemas.microsoft.com/office/drawing/2016/5/11/chartex" xmlns:cx6="http://schemas.microsoft.com/office/drawing/2016/5/12/chartex" xmlns:cx7="http://schemas.microsoft.com/office/drawing/2016/5/13/chartex" xmlns:cx8="http://schemas.microsoft.com/office/drawing/2016/5/14/chartex" xmlns:mc="http://schemas.openxmlformats.org/markup-compatibility/2006" xmlns:aink="http://schemas.microsoft.com/office/drawing/2016/ink" xmlns:am3d="http://schemas.microsoft.com/office/drawing/2017/model3d" xmlns:o="urn:schemas-microsoft-com:office:office" xmlns:r="http://schemas.openxmlformats.org/officeDocument/2006/relationships" xmlns:m="http://schemas.openxmlformats.org/officeDocument/2006/math" xmlns:v="urn:schemas-microsoft-com:vml" xmlns:wp14="http://schemas.microsoft.com/office/word/2010/wordprocessingDrawing" xmlns:wp="http://schemas.openxmlformats.org/drawingml/2006/wordprocessingDrawing" xmlns:w10="urn:schemas-microsoft-com:office:word" xmlns:w="http://schemas.openxmlformats.org/wordprocessingml/2006/main" xmlns:w14="http://schemas.microsoft.com/office/word/2010/wordml" xmlns:w15="http://schemas.microsoft.com/office/word/2012/wordml" xmlns:w16cid="http://schemas.microsoft.com/office/word/2016/wordml/cid" xmlns:w16se="http://schemas.microsoft.com/office/word/2015/wordml/symex" xmlns:wpg="http://schemas.microsoft.com/office/word/2010/wordprocessingGroup" xmlns:wpi="http://schemas.microsoft.com/office/word/2010/wordprocessingInk" xmlns:wne="http://schemas.microsoft.com/office/word/2006/wordml" xmlns:wps="http://schemas.microsoft.com/office/word/2010/wordprocessingShape" mc:Ignorable="w14 w15 w16se w16cid wp14">
   <w:p>
     <w:pPr>
       <w:pStyle w:val="Footer"/>
@@ -3521,7 +3521,7 @@
       <mc:AlternateContent>
         <mc:Choice Requires="wps">
           <w:drawing>
-            <wp:anchor distT="0" distB="0" distL="0" distR="0" simplePos="0" relativeHeight="251659264" behindDoc="0" locked="0" layoutInCell="1" allowOverlap="1" wp14:anchorId="77B1E22B" wp14:editId="7E3E8527">
+            <wp:anchor distT="0" distB="0" distL="0" distR="0" simplePos="0" relativeHeight="251659264" behindDoc="0" locked="0" layoutInCell="1" allowOverlap="1" wp14:editId="7E3E8527" wp14:anchorId="77B1E22B">
               <wp:simplePos x="635" y="635"/>
               <wp:positionH relativeFrom="page">
                 <wp:align>right</wp:align>
@@ -3535,7 +3535,7 @@
               <wp:docPr id="1255395439" name="Text Box 1" descr="Copyright © Mwalimu National LTD">
                 <a:extLst xmlns:a="http://schemas.openxmlformats.org/drawingml/2006/main">
                   <a:ext uri="{5AE41FA2-C0FF-4470-9BD4-5FADCA87CBE2}">
-                    <aclsh:classification xmlns:o="urn:schemas-microsoft-com:office:office" xmlns:oel="http://schemas.microsoft.com/office/2019/extlst" xmlns:v="urn:schemas-microsoft-com:vml" xmlns:w10="urn:schemas-microsoft-com:office:word" xmlns:w="http://schemas.openxmlformats.org/wordprocessingml/2006/main" xmlns:w16cex="http://schemas.microsoft.com/office/word/2018/wordml/cex" xmlns:w16="http://schemas.microsoft.com/office/word/2018/wordml" xmlns:w16sdtdh="http://schemas.microsoft.com/office/word/2020/wordml/sdtdatahash" xmlns:aclsh="http://schemas.microsoft.com/office/drawing/2020/classificationShape" xmlns="" classificationOutcomeType="ftr"/>
+                    <aclsh:classification xmlns:o="urn:schemas-microsoft-com:office:office" xmlns:oel="http://schemas.microsoft.com/office/2019/extlst" xmlns:v="urn:schemas-microsoft-com:vml" xmlns:w10="urn:schemas-microsoft-com:office:word" xmlns:w="http://schemas.openxmlformats.org/wordprocessingml/2006/main" xmlns:w16cex="http://schemas.microsoft.com/office/word/2018/wordml/cex" xmlns:w16="http://schemas.microsoft.com/office/word/2018/wordml" xmlns:w16sdtdh="http://schemas.microsoft.com/office/word/2020/wordml/sdtdatahash" xmlns:aclsh="http://schemas.microsoft.com/office/drawing/2020/classificationShape" classificationOutcomeType="ftr"/>
                   </a:ext>
                 </a:extLst>
               </wp:docPr>
@@ -3562,14 +3562,14 @@
                         <w:p>
                           <w:pPr>
                             <w:rPr>
-                              <w:rFonts w:ascii="Calibri" w:eastAsia="Calibri" w:hAnsi="Calibri" w:cs="Calibri"/>
+                              <w:rFonts w:ascii="Calibri" w:hAnsi="Calibri" w:eastAsia="Calibri" w:cs="Calibri"/>
                               <w:noProof/>
                               <w:color w:val="000000"/>
                             </w:rPr>
                           </w:pPr>
                           <w:r>
                             <w:rPr>
-                              <w:rFonts w:ascii="Calibri" w:eastAsia="Calibri" w:hAnsi="Calibri" w:cs="Calibri"/>
+                              <w:rFonts w:ascii="Calibri" w:hAnsi="Calibri" w:eastAsia="Calibri" w:cs="Calibri"/>
                               <w:noProof/>
                               <w:color w:val="000000"/>
                             </w:rPr>
@@ -6050,7 +6050,73 @@
 </a:theme>
 </file>
 
-<file path=customXml/item1.xml>��< ? x m l   v e r s i o n = " 1 . 0 "   e n c o d i n g = " u t f - 1 6 " ? > < N a v W o r d R e p o r t X m l P a r t   x m l n s = " u r n : m i c r o s o f t - d y n a m i c s - n a v / r e p o r t s / N D A _ C o n t r a c t / 5 2 1 8 5 4 3 6 / " > +<file path=customXml/item1.xml>��< ? x m l   v e r s i o n = " 1 . 0 "   e n c o d i n g = " u t f - 1 6 " ? > + 
+ < N a v W o r d R e p o r t X m l P a r t   x m l n s = " u r n : m i c r o s o f t - d y n a m i c s - n a v / r e p o r t s / N D A _ C o n t r a c t / 5 2 1 8 5 4 3 6 / " > + 
+     < B C R e p o r t I n f o r m a t i o n > + 
+         < R e p o r t M e t a d a t a > + 
+             < E x t e n s i o n I d > E x t e n s i o n   I D < / E x t e n s i o n I d > + 
+             < E x t e n s i o n N a m e > E x t e n s i o n   N a m e < / E x t e n s i o n N a m e > + 
+             < E x t e n s i o n P u b l i s h e r > E x t e n s i o n   P u b l i s h e r < / E x t e n s i o n P u b l i s h e r > + 
+             < E x t e n s i o n V e r s i o n > E x t e n s i o n   V e r s i o n < / E x t e n s i o n V e r s i o n > + 
+             < R e p o r t I d > R e p o r t   I D < / R e p o r t I d > + 
+             < R e p o r t N a m e > R e p o r t   N a m e < / R e p o r t N a m e > + 
+             < A b o u t T h i s R e p o r t T i t l e > A b o u t   T h i s   R e p o r t   T i t l e < / A b o u t T h i s R e p o r t T i t l e > + 
+             < A b o u t T h i s R e p o r t T e x t > A b o u t   T h i s   R e p o r t   T e x t < / A b o u t T h i s R e p o r t T e x t > + 
+             < R e p o r t H e l p L i n k > R e p o r t   H e l p   L i n k < / R e p o r t H e l p L i n k > + 
+         < / R e p o r t M e t a d a t a > + 
+         < R e p o r t R e q u e s t > + 
+             < T e n a n t E n t r a I d > T e n a n t   E n t r a   I d < / T e n a n t E n t r a I d > + 
+             < E n v i r o n m e n t N a m e > E n v i r o n m e n t   N a m e < / E n v i r o n m e n t N a m e > + 
+             < E n v i r o n m e n t T y p e > E n v i r o n m e n t   T y p e < / E n v i r o n m e n t T y p e > + 
+             < C o m p a n y N a m e > C o m p a n y   N a m e < / C o m p a n y N a m e > + 
+             < C o m p a n y D i s p l a y N a m e > C o m p a n y   D i s p l a y   N a m e < / C o m p a n y D i s p l a y N a m e > + 
+             < C o m p a n y I d > C o m p a n y   I D < / C o m p a n y I d > + 
+             < U s e r N a m e > U s e r   N a m e < / U s e r N a m e > + 
+             < D a t e A n d T i m e > D a t e   a n d   T i m e < / D a t e A n d T i m e > + 
+             < L a n g u a g e > L a n g u a g e < / L a n g u a g e > + 
+             < F o r m a t R e g i o n > F o r m a t   R e g i o n < / F o r m a t R e g i o n > + 
+             < D a t e T i m e V a l u e s > + 
+                 < Y e a r > Y e a r < / Y e a r > + 
+                 < M o n t h N u m b e r > M o n t h   N u m b e r < / M o n t h N u m b e r > + 
+                 < D a y N u m b e r > D a y   N u m b e r < / D a y N u m b e r > + 
+                 < H o u r > H o u r < / H o u r > + 
+                 < M i n u t e > M i n u t e < / M i n u t e > + 
+             < / D a t e T i m e V a l u e s > + 
+         < / R e p o r t R e q u e s t > + 
+     < / B C R e p o r t I n f o r m a t i o n >   
      < C o n t r a c t s >   

--- a/Layout/NDA Contract.docx
+++ b/Layout/NDA Contract.docx
@@ -6054,70 +6054,6 @@
  
  < N a v W o r d R e p o r t X m l P a r t   x m l n s = " u r n : m i c r o s o f t - d y n a m i c s - n a v / r e p o r t s / N D A _ C o n t r a c t / 5 2 1 8 5 4 3 6 / " >   
-     < B C R e p o r t I n f o r m a t i o n > - 
-         < R e p o r t M e t a d a t a > - 
-             < E x t e n s i o n I d > E x t e n s i o n   I D < / E x t e n s i o n I d > - 
-             < E x t e n s i o n N a m e > E x t e n s i o n   N a m e < / E x t e n s i o n N a m e > - 
-             < E x t e n s i o n P u b l i s h e r > E x t e n s i o n   P u b l i s h e r < / E x t e n s i o n P u b l i s h e r > - 
-             < E x t e n s i o n V e r s i o n > E x t e n s i o n   V e r s i o n < / E x t e n s i o n V e r s i o n > - 
-             < R e p o r t I d > R e p o r t   I D < / R e p o r t I d > - 
-             < R e p o r t N a m e > R e p o r t   N a m e < / R e p o r t N a m e > - 
-             < A b o u t T h i s R e p o r t T i t l e > A b o u t   T h i s   R e p o r t   T i t l e < / A b o u t T h i s R e p o r t T i t l e > - 
-             < A b o u t T h i s R e p o r t T e x t > A b o u t   T h i s   R e p o r t   T e x t < / A b o u t T h i s R e p o r t T e x t > - 
-             < R e p o r t H e l p L i n k > R e p o r t   H e l p   L i n k < / R e p o r t H e l p L i n k > - 
-         < / R e p o r t M e t a d a t a > - 
-         < R e p o r t R e q u e s t > - 
-             < T e n a n t E n t r a I d > T e n a n t   E n t r a   I d < / T e n a n t E n t r a I d > - 
-             < E n v i r o n m e n t N a m e > E n v i r o n m e n t   N a m e < / E n v i r o n m e n t N a m e > - 
-             < E n v i r o n m e n t T y p e > E n v i r o n m e n t   T y p e < / E n v i r o n m e n t T y p e > - 
-             < C o m p a n y N a m e > C o m p a n y   N a m e < / C o m p a n y N a m e > - 
-             < C o m p a n y D i s p l a y N a m e > C o m p a n y   D i s p l a y   N a m e < / C o m p a n y D i s p l a y N a m e > - 
-             < C o m p a n y I d > C o m p a n y   I D < / C o m p a n y I d > - 
-             < U s e r N a m e > U s e r   N a m e < / U s e r N a m e > - 
-             < D a t e A n d T i m e > D a t e   a n d   T i m e < / D a t e A n d T i m e > - 
-             < L a n g u a g e > L a n g u a g e < / L a n g u a g e > - 
-             < F o r m a t R e g i o n > F o r m a t   R e g i o n < / F o r m a t R e g i o n > - 
-             < D a t e T i m e V a l u e s > - 
-                 < Y e a r > Y e a r < / Y e a r > - 
-                 < M o n t h N u m b e r > M o n t h   N u m b e r < / M o n t h N u m b e r > - 
-                 < D a y N u m b e r > D a y   N u m b e r < / D a y N u m b e r > - 
-                 < H o u r > H o u r < / H o u r > - 
-                 < M i n u t e > M i n u t e < / M i n u t e > - 
-             < / D a t e T i m e V a l u e s > - 
-         < / R e p o r t R e q u e s t > - 
-     < / B C R e p o r t I n f o r m a t i o n > - 
      < C o n t r a c t s >   
          < C E O > C E O < / C E O > 
--- a/Layout/NDA Contract.docx
+++ b/Layout/NDA Contract.docx
@@ -6054,6 +6054,70 @@
  
  < N a v W o r d R e p o r t X m l P a r t   x m l n s = " u r n : m i c r o s o f t - d y n a m i c s - n a v / r e p o r t s / N D A _ C o n t r a c t / 5 2 1 8 5 4 3 6 / " >   
+     < B C R e p o r t I n f o r m a t i o n > + 
+         < R e p o r t M e t a d a t a > + 
+             < E x t e n s i o n I d > E x t e n s i o n   I D < / E x t e n s i o n I d > + 
+             < E x t e n s i o n N a m e > E x t e n s i o n   N a m e < / E x t e n s i o n N a m e > + 
+             < E x t e n s i o n P u b l i s h e r > E x t e n s i o n   P u b l i s h e r < / E x t e n s i o n P u b l i s h e r > + 
+             < E x t e n s i o n V e r s i o n > E x t e n s i o n   V e r s i o n < / E x t e n s i o n V e r s i o n > + 
+             < R e p o r t I d > R e p o r t   I D < / R e p o r t I d > + 
+             < R e p o r t N a m e > R e p o r t   N a m e < / R e p o r t N a m e > + 
+             < A b o u t T h i s R e p o r t T i t l e > A b o u t   T h i s   R e p o r t   T i t l e < / A b o u t T h i s R e p o r t T i t l e > + 
+             < A b o u t T h i s R e p o r t T e x t > A b o u t   T h i s   R e p o r t   T e x t < / A b o u t T h i s R e p o r t T e x t > + 
+             < R e p o r t H e l p L i n k > R e p o r t   H e l p   L i n k < / R e p o r t H e l p L i n k > + 
+         < / R e p o r t M e t a d a t a > + 
+         < R e p o r t R e q u e s t > + 
+             < T e n a n t E n t r a I d > T e n a n t   E n t r a   I d < / T e n a n t E n t r a I d > + 
+             < E n v i r o n m e n t N a m e > E n v i r o n m e n t   N a m e < / E n v i r o n m e n t N a m e > + 
+             < E n v i r o n m e n t T y p e > E n v i r o n m e n t   T y p e < / E n v i r o n m e n t T y p e > + 
+             < C o m p a n y N a m e > C o m p a n y   N a m e < / C o m p a n y N a m e > + 
+             < C o m p a n y D i s p l a y N a m e > C o m p a n y   D i s p l a y   N a m e < / C o m p a n y D i s p l a y N a m e > + 
+             < C o m p a n y I d > C o m p a n y   I D < / C o m p a n y I d > + 
+             < U s e r N a m e > U s e r   N a m e < / U s e r N a m e > + 
+             < D a t e A n d T i m e > D a t e   a n d   T i m e < / D a t e A n d T i m e > + 
+             < L a n g u a g e > L a n g u a g e < / L a n g u a g e > + 
+             < F o r m a t R e g i o n > F o r m a t   R e g i o n < / F o r m a t R e g i o n > + 
+             < D a t e T i m e V a l u e s > + 
+                 < Y e a r > Y e a r < / Y e a r > + 
+                 < M o n t h N u m b e r > M o n t h   N u m b e r < / M o n t h N u m b e r > + 
+                 < D a y N u m b e r > D a y   N u m b e r < / D a y N u m b e r > + 
+                 < H o u r > H o u r < / H o u r > + 
+                 < M i n u t e > M i n u t e < / M i n u t e > + 
+             < / D a t e T i m e V a l u e s > + 
+         < / R e p o r t R e q u e s t > + 
+     < / B C R e p o r t I n f o r m a t i o n > + 
      < C o n t r a c t s >   
          < C E O > C E O < / C E O > 
--- a/Layout/NDA Contract.docx
+++ b/Layout/NDA Contract.docx
@@ -6070,6 +6070,8 @@
  
              < R e p o r t N a m e > R e p o r t   N a m e < / R e p o r t N a m e >   
+             < R e p o r t C a p t i o n > R e p o r t   C a p t i o n < / R e p o r t C a p t i o n > + 
              < A b o u t T h i s R e p o r t T i t l e > A b o u t   T h i s   R e p o r t   T i t l e < / A b o u t T h i s R e p o r t T i t l e >   
              < A b o u t T h i s R e p o r t T e x t > A b o u t   T h i s   R e p o r t   T e x t < / A b o u t T h i s R e p o r t T e x t > @@ -6116,6 +6118,84 @@
  
          < / R e p o r t R e q u e s t >   
+         < C o m p a n y M e t a d a t a > + 
+             < C o m p a n y N a m e > C o m p a n y   N a m e < / C o m p a n y N a m e > + 
+             < C o m p a n y D i s p l a y N a m e > C o m p a n y   D i s p l a y   N a m e < / C o m p a n y D i s p l a y N a m e > + 
+             < C o m p a n y A d d r e s s L i n e s > + 
+                 < C o m p a n y A d d r e s s L i n e 1 > C o m p a n y   A d d r e s s   L i n e   1 < / C o m p a n y A d d r e s s L i n e 1 > + 
+                 < C o m p a n y A d d r e s s L i n e 2 > C o m p a n y   A d d r e s s   L i n e   2 < / C o m p a n y A d d r e s s L i n e 2 > + 
+                 < C o m p a n y A d d r e s s L i n e 3 > C o m p a n y   A d d r e s s   L i n e   3 < / C o m p a n y A d d r e s s L i n e 3 > + 
+                 < C o m p a n y A d d r e s s L i n e 4 > C o m p a n y   A d d r e s s   L i n e   4 < / C o m p a n y A d d r e s s L i n e 4 > + 
+                 < C o m p a n y A d d r e s s L i n e 5 > C o m p a n y   A d d r e s s   L i n e   5 < / C o m p a n y A d d r e s s L i n e 5 > + 
+                 < C o m p a n y A d d r e s s L i n e 6 > C o m p a n y   A d d r e s s   L i n e   6 < / C o m p a n y A d d r e s s L i n e 6 > + 
+                 < C o m p a n y A d d r e s s L i n e 7 > C o m p a n y   A d d r e s s   L i n e   7 < / C o m p a n y A d d r e s s L i n e 7 > + 
+                 < C o m p a n y A d d r e s s L i n e 8 > C o m p a n y   A d d r e s s   L i n e   8 < / C o m p a n y A d d r e s s L i n e 8 > + 
+             < / C o m p a n y A d d r e s s L i n e s > + 
+             < C o m p a n y P h o n e > C o m p a n y   P h o n e < / C o m p a n y P h o n e > + 
+             < C o m p a n y P h o n e C a p t i o n > C o m p a n y   P h o n e   C a p t i o n < / C o m p a n y P h o n e C a p t i o n > + 
+             < C o m p a n y F a x N o > C o m p a n y   F a x   N o . < / C o m p a n y F a x N o > + 
+             < C o m p a n y F a x N o C a p t i o n > C o m p a n y   F a x   N o .   C a p t i o n < / C o m p a n y F a x N o C a p t i o n > + 
+             < C o m p a n y E m a i l > C o m p a n y   E m a i l < / C o m p a n y E m a i l > + 
+             < C o m p a n y E m a i l C a p t i o n > C o m p a n y   E m a i l   C a p t i o n < / C o m p a n y E m a i l C a p t i o n > + 
+             < C o m p a n y H o m e P a g e > C o m p a n y   H o m e   P a g e < / C o m p a n y H o m e P a g e > + 
+             < C o m p a n y H o m e P a g e C a p t i o n > C o m p a n y   H o m e   P a g e   C a p t i o n < / C o m p a n y H o m e P a g e C a p t i o n > + 
+             < C o m p a n y L o g o > C o m p a n y   L o g o < / C o m p a n y L o g o > + 
+             < C o m p a n y V A T R e g i s t r a t i o n N o > C o m p a n y   V A T   R e g i s t r a t i o n   N o . < / C o m p a n y V A T R e g i s t r a t i o n N o > + 
+             < C o m p a n y V A T R e g i s t r a t i o n N o C a p t i o n > C o m p a n y   V A T   R e g i s t r a t i o n   N o .   C a p t i o n < / C o m p a n y V A T R e g i s t r a t i o n N o C a p t i o n > + 
+             < C o m p a n y R e g i s t r a t i o n N o > C o m p a n y   R e g i s t r a t i o n   N o . < / C o m p a n y R e g i s t r a t i o n N o > + 
+             < C o m p a n y R e g i s t r a t i o n N o C a p t i o n > C o m p a n y   R e g i s t r a t i o n   N o .   C a p t i o n < / C o m p a n y R e g i s t r a t i o n N o C a p t i o n > + 
+             < C o m p a n y B a n k N a m e > C o m p a n y   B a n k   N a m e < / C o m p a n y B a n k N a m e > + 
+             < C o m p a n y B a n k N a m e C a p t i o n > C o m p a n y   B a n k   N a m e   C a p t i o n < / C o m p a n y B a n k N a m e C a p t i o n > + 
+             < C o m p a n y B a n k A c c o u n t N o > C o m p a n y   B a n k   A c c o u n t   N o . < / C o m p a n y B a n k A c c o u n t N o > + 
+             < C o m p a n y B a n k A c c o u n t N o C a p t i o n > C o m p a n y   B a n k   A c c o u n t   N o .   C a p t i o n < / C o m p a n y B a n k A c c o u n t N o C a p t i o n > + 
+             < C o m p a n y B a n k B r a n c h N o > C o m p a n y   B a n k   B r a n c h   N o . < / C o m p a n y B a n k B r a n c h N o > + 
+             < C o m p a n y B a n k B r a n c h N o C a p t i o n > C o m p a n y   B a n k   B r a n c h   N o .   C a p t i o n < / C o m p a n y B a n k B r a n c h N o C a p t i o n > + 
+             < C o m p a n y I B A N > C o m p a n y   I B A N < / C o m p a n y I B A N > + 
+             < C o m p a n y I B A N C a p t i o n > C o m p a n y   I B A N   C a p t i o n < / C o m p a n y I B A N C a p t i o n > + 
+             < C o m p a n y B a n k S W I F T > C o m p a n y   B a n k   S W I F T < / C o m p a n y B a n k S W I F T > + 
+             < C o m p a n y B a n k S W I F T C a p t i o n > C o m p a n y   B a n k   S W I F T   C a p t i o n < / C o m p a n y B a n k S W I F T C a p t i o n > + 
+             < C o m p a n y G i r o N o > C o m p a n y   G i r o   N o . < / C o m p a n y G i r o N o > + 
+             < C o m p a n y G i r o N o C a p t i o n > C o m p a n y   G i r o   N o .   C a p t i o n < / C o m p a n y G i r o N o C a p t i o n > + 
+         < / C o m p a n y M e t a d a t a > + 
      < / B C R e p o r t I n f o r m a t i o n >   
      < C o n t r a c t s > @@ -6151,6 +6231,195 @@
          < S e c r e t a r y > S e c r e t a r y < / S e c r e t a r y >   
          < T r e a s u r e r > T r e a s u r e r < / T r e a s u r e r > + 
+     < / C o n t r a c t s > + 
+ < / N a v W o r d R e p o r t X m l P a r t > 
+</file>
+
+<file path=customXml/item2.xml>��< ? x m l   v e r s i o n = " 1 . 0 "   e n c o d i n g = " u t f - 1 6 " ? > + 
+ < N a v W o r d R e p o r t X m l P a r t   x m l n s = " u r n : m i c r o s o f t - d y n a m i c s - b u s i n e s s c e n t r a l / i n t e r n a l / e x t e n d e d / r e p o r t s / N D A _ C o n t r a c t / 5 2 1 8 5 4 3 6 / " > + 
+     < B C R e p o r t I n f o r m a t i o n > + 
+         < R e p o r t M e t a d a t a > + 
+             < E x t e n s i o n I d > E x t e n s i o n   I D < / E x t e n s i o n I d > + 
+             < E x t e n s i o n N a m e > E x t e n s i o n   N a m e < / E x t e n s i o n N a m e > + 
+             < E x t e n s i o n P u b l i s h e r > E x t e n s i o n   P u b l i s h e r < / E x t e n s i o n P u b l i s h e r > + 
+             < E x t e n s i o n V e r s i o n > E x t e n s i o n   V e r s i o n < / E x t e n s i o n V e r s i o n > + 
+             < R e p o r t I d > R e p o r t   I D < / R e p o r t I d > + 
+             < R e p o r t N a m e > R e p o r t   N a m e < / R e p o r t N a m e > + 
+             < R e p o r t C a p t i o n > R e p o r t   C a p t i o n < / R e p o r t C a p t i o n > + 
+             < A b o u t T h i s R e p o r t T i t l e > A b o u t   T h i s   R e p o r t   T i t l e < / A b o u t T h i s R e p o r t T i t l e > + 
+             < A b o u t T h i s R e p o r t T e x t > A b o u t   T h i s   R e p o r t   T e x t < / A b o u t T h i s R e p o r t T e x t > + 
+             < R e p o r t H e l p L i n k > R e p o r t   H e l p   L i n k < / R e p o r t H e l p L i n k > + 
+         < / R e p o r t M e t a d a t a > + 
+         < R e p o r t R e q u e s t > + 
+             < T e n a n t E n t r a I d > T e n a n t   E n t r a   I d < / T e n a n t E n t r a I d > + 
+             < E n v i r o n m e n t N a m e > E n v i r o n m e n t   N a m e < / E n v i r o n m e n t N a m e > + 
+             < E n v i r o n m e n t T y p e > E n v i r o n m e n t   T y p e < / E n v i r o n m e n t T y p e > + 
+             < C o m p a n y N a m e > C o m p a n y   N a m e < / C o m p a n y N a m e > + 
+             < C o m p a n y D i s p l a y N a m e > C o m p a n y   D i s p l a y   N a m e < / C o m p a n y D i s p l a y N a m e > + 
+             < C o m p a n y I d > C o m p a n y   I D < / C o m p a n y I d > + 
+             < U s e r N a m e > U s e r   N a m e < / U s e r N a m e > + 
+             < D a t e A n d T i m e > D a t e   a n d   T i m e < / D a t e A n d T i m e > + 
+             < L a n g u a g e > L a n g u a g e < / L a n g u a g e > + 
+             < F o r m a t R e g i o n > F o r m a t   R e g i o n < / F o r m a t R e g i o n > + 
+             < D a t e T i m e V a l u e s > + 
+                 < Y e a r > Y e a r < / Y e a r > + 
+                 < M o n t h N u m b e r > M o n t h   N u m b e r < / M o n t h N u m b e r > + 
+                 < D a y N u m b e r > D a y   N u m b e r < / D a y N u m b e r > + 
+                 < H o u r > H o u r < / H o u r > + 
+                 < M i n u t e > M i n u t e < / M i n u t e > + 
+             < / D a t e T i m e V a l u e s > + 
+         < / R e p o r t R e q u e s t > + 
+         < C o m p a n y M e t a d a t a > + 
+             < C o m p a n y N a m e > C o m p a n y   N a m e < / C o m p a n y N a m e > + 
+             < C o m p a n y D i s p l a y N a m e > C o m p a n y   D i s p l a y   N a m e < / C o m p a n y D i s p l a y N a m e > + 
+             < C o m p a n y A d d r e s s L i n e s > + 
+                 < C o m p a n y A d d r e s s L i n e 1 > C o m p a n y   A d d r e s s   L i n e   1 < / C o m p a n y A d d r e s s L i n e 1 > + 
+                 < C o m p a n y A d d r e s s L i n e 2 > C o m p a n y   A d d r e s s   L i n e   2 < / C o m p a n y A d d r e s s L i n e 2 > + 
+                 < C o m p a n y A d d r e s s L i n e 3 > C o m p a n y   A d d r e s s   L i n e   3 < / C o m p a n y A d d r e s s L i n e 3 > + 
+                 < C o m p a n y A d d r e s s L i n e 4 > C o m p a n y   A d d r e s s   L i n e   4 < / C o m p a n y A d d r e s s L i n e 4 > + 
+                 < C o m p a n y A d d r e s s L i n e 5 > C o m p a n y   A d d r e s s   L i n e   5 < / C o m p a n y A d d r e s s L i n e 5 > + 
+                 < C o m p a n y A d d r e s s L i n e 6 > C o m p a n y   A d d r e s s   L i n e   6 < / C o m p a n y A d d r e s s L i n e 6 > + 
+                 < C o m p a n y A d d r e s s L i n e 7 > C o m p a n y   A d d r e s s   L i n e   7 < / C o m p a n y A d d r e s s L i n e 7 > + 
+                 < C o m p a n y A d d r e s s L i n e 8 > C o m p a n y   A d d r e s s   L i n e   8 < / C o m p a n y A d d r e s s L i n e 8 > + 
+             < / C o m p a n y A d d r e s s L i n e s > + 
+             < C o m p a n y P h o n e > C o m p a n y   P h o n e < / C o m p a n y P h o n e > + 
+             < C o m p a n y P h o n e C a p t i o n > C o m p a n y   P h o n e   C a p t i o n < / C o m p a n y P h o n e C a p t i o n > + 
+             < C o m p a n y F a x N o > C o m p a n y   F a x   N o . < / C o m p a n y F a x N o > + 
+             < C o m p a n y F a x N o C a p t i o n > C o m p a n y   F a x   N o .   C a p t i o n < / C o m p a n y F a x N o C a p t i o n > + 
+             < C o m p a n y E m a i l > C o m p a n y   E m a i l < / C o m p a n y E m a i l > + 
+             < C o m p a n y E m a i l C a p t i o n > C o m p a n y   E m a i l   C a p t i o n < / C o m p a n y E m a i l C a p t i o n > + 
+             < C o m p a n y H o m e P a g e > C o m p a n y   H o m e   P a g e < / C o m p a n y H o m e P a g e > + 
+             < C o m p a n y H o m e P a g e C a p t i o n > C o m p a n y   H o m e   P a g e   C a p t i o n < / C o m p a n y H o m e P a g e C a p t i o n > + 
+             < C o m p a n y L o g o > C o m p a n y   L o g o < / C o m p a n y L o g o > + 
+             < C o m p a n y V A T R e g i s t r a t i o n N o > C o m p a n y   V A T   R e g i s t r a t i o n   N o . < / C o m p a n y V A T R e g i s t r a t i o n N o > + 
+             < C o m p a n y V A T R e g i s t r a t i o n N o C a p t i o n > C o m p a n y   V A T   R e g i s t r a t i o n   N o .   C a p t i o n < / C o m p a n y V A T R e g i s t r a t i o n N o C a p t i o n > + 
+             < C o m p a n y R e g i s t r a t i o n N o > C o m p a n y   R e g i s t r a t i o n   N o . < / C o m p a n y R e g i s t r a t i o n N o > + 
+             < C o m p a n y R e g i s t r a t i o n N o C a p t i o n > C o m p a n y   R e g i s t r a t i o n   N o .   C a p t i o n < / C o m p a n y R e g i s t r a t i o n N o C a p t i o n > + 
+             < C o m p a n y B a n k N a m e > C o m p a n y   B a n k   N a m e < / C o m p a n y B a n k N a m e > + 
+             < C o m p a n y B a n k N a m e C a p t i o n > C o m p a n y   B a n k   N a m e   C a p t i o n < / C o m p a n y B a n k N a m e C a p t i o n > + 
+             < C o m p a n y B a n k A c c o u n t N o > C o m p a n y   B a n k   A c c o u n t   N o . < / C o m p a n y B a n k A c c o u n t N o > + 
+             < C o m p a n y B a n k A c c o u n t N o C a p t i o n > C o m p a n y   B a n k   A c c o u n t   N o .   C a p t i o n < / C o m p a n y B a n k A c c o u n t N o C a p t i o n > + 
+             < C o m p a n y B a n k B r a n c h N o > C o m p a n y   B a n k   B r a n c h   N o . < / C o m p a n y B a n k B r a n c h N o > + 
+             < C o m p a n y B a n k B r a n c h N o C a p t i o n > C o m p a n y   B a n k   B r a n c h   N o .   C a p t i o n < / C o m p a n y B a n k B r a n c h N o C a p t i o n > + 
+             < C o m p a n y I B A N > C o m p a n y   I B A N < / C o m p a n y I B A N > + 
+             < C o m p a n y I B A N C a p t i o n > C o m p a n y   I B A N   C a p t i o n < / C o m p a n y I B A N C a p t i o n > + 
+             < C o m p a n y B a n k S W I F T > C o m p a n y   B a n k   S W I F T < / C o m p a n y B a n k S W I F T > + 
+             < C o m p a n y B a n k S W I F T C a p t i o n > C o m p a n y   B a n k   S W I F T   C a p t i o n < / C o m p a n y B a n k S W I F T C a p t i o n > + 
+             < C o m p a n y G i r o N o > C o m p a n y   G i r o   N o . < / C o m p a n y G i r o N o > + 
+             < C o m p a n y G i r o N o C a p t i o n > C o m p a n y   G i r o   N o .   C a p t i o n < / C o m p a n y G i r o N o C a p t i o n > + 
+         < / C o m p a n y M e t a d a t a > + 
+     < / B C R e p o r t I n f o r m a t i o n > + 
+     < T o o l t i p s   / > + 
+     < C o n t r a c t s   E l e m e n t T y p e = " D a t a I t e m "   E l e m e n t I d = " 7 5 4 9 2 2 3 5 6 " > + 
+         < C E O   E l e m e n t T y p e = " C o l u m n "   E l e m e n t I d = " 5 3 6 1 4 6 7 4 8 "   D a t a T y p e = " T e x t " > C E O < / C E O > + 
+         < C h a i r m a n   E l e m e n t T y p e = " C o l u m n "   E l e m e n t I d = " 2 0 6 6 2 0 1 3 5 4 "   D a t a T y p e = " T e x t " > C h a i r m a n < / C h a i r m a n > + 
+         < C o m p a n y _ N u m b e r   E l e m e n t T y p e = " C o l u m n "   E l e m e n t I d = " 2 1 0 1 0 4 1 9 7 8 "   D a t a T y p e = " C o d e " > C o m p a n y _ N u m b e r < / C o m p a n y _ N u m b e r > + 
+         < C o n t r a c t o r N a m e   E l e m e n t T y p e = " C o l u m n "   E l e m e n t I d = " 7 0 5 7 1 6 5 "   D a t a T y p e = " T e x t " > C o n t r a c t o r N a m e < / C o n t r a c t o r N a m e > + 
+         < C o n t r a c t o r N o   E l e m e n t T y p e = " C o l u m n "   E l e m e n t I d = " 8 9 3 6 2 7 0 1 1 "   D a t a T y p e = " C o d e " > C o n t r a c t o r N o < / C o n t r a c t o r N o > + 
+         < C o n t r a c t o r T y p e   E l e m e n t T y p e = " C o l u m n "   E l e m e n t I d = " 1 5 6 2 2 1 4 0 1 4 "   D a t a T y p e = " O p t i o n " > C o n t r a c t o r T y p e < / C o n t r a c t o r T y p e > + 
+         < C o n t r a c t o r _ D e s c r i p t i o n   E l e m e n t T y p e = " C o l u m n "   E l e m e n t I d = " 2 4 0 9 9 2 8 6 7 "   D a t a T y p e = " T e x t " > C o n t r a c t o r _ D e s c r i p t i o n < / C o n t r a c t o r _ D e s c r i p t i o n > + 
+         < C o n t r a c t T y p e   E l e m e n t T y p e = " C o l u m n "   E l e m e n t I d = " 1 9 6 4 1 9 3 7 6 1 "   D a t a T y p e = " O p t i o n " > C o n t r a c t T y p e < / C o n t r a c t T y p e > + 
+         < D a t e _ o f _ E x c e c u t i o n   E l e m e n t T y p e = " C o l u m n "   E l e m e n t I d = " 1 9 8 9 3 9 0 9 7 7 "   D a t a T y p e = " D a t e " > D a t e _ o f _ E x c e c u t i o n < / D a t e _ o f _ E x c e c u t i o n > + 
+         < N a t u r e O f S e r v i c e   E l e m e n t T y p e = " C o l u m n "   E l e m e n t I d = " 1 4 5 0 5 6 9 8 4 0 "   D a t a T y p e = " C o d e " > N a t u r e O f S e r v i c e < / N a t u r e O f S e r v i c e > + 
+         < P a r t y t o t h e C o n t r a c t   E l e m e n t T y p e = " C o l u m n "   E l e m e n t I d = " 3 1 0 1 2 8 8 9 1 "   D a t a T y p e = " T e x t " > P a r t y t o t h e C o n t r a c t < / P a r t y t o t h e C o n t r a c t > + 
+         < P h y s i c a l _ A d d r e s s   E l e m e n t T y p e = " C o l u m n "   E l e m e n t I d = " 1 8 7 9 5 8 7 3 9 3 "   D a t a T y p e = " C o d e " > P h y s i c a l _ A d d r e s s < / P h y s i c a l _ A d d r e s s > + 
+         < P l a c e _ o f _ B u s i n e s s   E l e m e n t T y p e = " C o l u m n "   E l e m e n t I d = " 1 3 7 5 6 4 6 8 2 5 "   D a t a T y p e = " T e x t " > P l a c e _ o f _ B u s i n e s s < / P l a c e _ o f _ B u s i n e s s > + 
+         < P o s t O f f i c e A d d r e s s   E l e m e n t T y p e = " C o l u m n "   E l e m e n t I d = " 2 4 3 7 5 0 6 9 1 "   D a t a T y p e = " C o d e " > P o s t O f f i c e A d d r e s s < / P o s t O f f i c e A d d r e s s > + 
+         < S e c r e t a r y   E l e m e n t T y p e = " C o l u m n "   E l e m e n t I d = " 1 6 1 4 9 6 8 8 0 9 "   D a t a T y p e = " T e x t " > S e c r e t a r y < / S e c r e t a r y > + 
+         < T r e a s u r e r   E l e m e n t T y p e = " C o l u m n "   E l e m e n t I d = " 1 3 6 7 8 6 0 2 2 0 "   D a t a T y p e = " T e x t " > T r e a s u r e r < / T r e a s u r e r >   
      < / C o n t r a c t s >   
